--- a/tillsyn/A 22517-2025 tillsynsbegäran.docx
+++ b/tillsyn/A 22517-2025 tillsynsbegäran.docx
@@ -229,7 +229,7 @@
     <w:r>
       <w:tab/>
       <w:tab/>
-      <w:t>2025-06-01</w:t>
+      <w:t>2025-06-02</w:t>
       <w:br/>
       <w:br/>
     </w:r>

--- a/tillsyn/A 22517-2025 tillsynsbegäran.docx
+++ b/tillsyn/A 22517-2025 tillsynsbegäran.docx
@@ -229,7 +229,7 @@
     <w:r>
       <w:tab/>
       <w:tab/>
-      <w:t>2025-06-02</w:t>
+      <w:t>2025-06-03</w:t>
       <w:br/>
       <w:br/>
     </w:r>

--- a/tillsyn/A 22517-2025 tillsynsbegäran.docx
+++ b/tillsyn/A 22517-2025 tillsynsbegäran.docx
@@ -229,7 +229,7 @@
     <w:r>
       <w:tab/>
       <w:tab/>
-      <w:t>2025-06-03</w:t>
+      <w:t>2025-06-04</w:t>
       <w:br/>
       <w:br/>
     </w:r>

--- a/tillsyn/A 22517-2025 tillsynsbegäran.docx
+++ b/tillsyn/A 22517-2025 tillsynsbegäran.docx
@@ -229,7 +229,7 @@
     <w:r>
       <w:tab/>
       <w:tab/>
-      <w:t>2025-06-04</w:t>
+      <w:t>2025-06-05</w:t>
       <w:br/>
       <w:br/>
     </w:r>

--- a/tillsyn/A 22517-2025 tillsynsbegäran.docx
+++ b/tillsyn/A 22517-2025 tillsynsbegäran.docx
@@ -229,7 +229,7 @@
     <w:r>
       <w:tab/>
       <w:tab/>
-      <w:t>2025-06-05</w:t>
+      <w:t>2025-06-13</w:t>
       <w:br/>
       <w:br/>
     </w:r>

--- a/tillsyn/A 22517-2025 tillsynsbegäran.docx
+++ b/tillsyn/A 22517-2025 tillsynsbegäran.docx
@@ -229,7 +229,7 @@
     <w:r>
       <w:tab/>
       <w:tab/>
-      <w:t>2025-06-13</w:t>
+      <w:t>2025-06-15</w:t>
       <w:br/>
       <w:br/>
     </w:r>

--- a/tillsyn/A 22517-2025 tillsynsbegäran.docx
+++ b/tillsyn/A 22517-2025 tillsynsbegäran.docx
@@ -229,7 +229,7 @@
     <w:r>
       <w:tab/>
       <w:tab/>
-      <w:t>2025-06-15</w:t>
+      <w:t>2025-06-16</w:t>
       <w:br/>
       <w:br/>
     </w:r>

--- a/tillsyn/A 22517-2025 tillsynsbegäran.docx
+++ b/tillsyn/A 22517-2025 tillsynsbegäran.docx
@@ -229,7 +229,7 @@
     <w:r>
       <w:tab/>
       <w:tab/>
-      <w:t>2025-06-16</w:t>
+      <w:t>2025-06-17</w:t>
       <w:br/>
       <w:br/>
     </w:r>

--- a/tillsyn/A 22517-2025 tillsynsbegäran.docx
+++ b/tillsyn/A 22517-2025 tillsynsbegäran.docx
@@ -229,7 +229,7 @@
     <w:r>
       <w:tab/>
       <w:tab/>
-      <w:t>2025-06-17</w:t>
+      <w:t>2025-06-18</w:t>
       <w:br/>
       <w:br/>
     </w:r>

--- a/tillsyn/A 22517-2025 tillsynsbegäran.docx
+++ b/tillsyn/A 22517-2025 tillsynsbegäran.docx
@@ -7,7 +7,7 @@
         <w:pStyle w:val="Title"/>
       </w:pPr>
       <w:r>
-        <w:t>Tillsynsbegäran – information om höga naturvärden i avverkningsanmälan A 22517-2025 i Sollefteå kommun</w:t>
+        <w:t>Tillsynsbegäran – information om höga naturvärden och fridlysta arter i avverkningsanmälan A 22517-2025 i Sollefteå kommun</w:t>
       </w:r>
     </w:p>
     <w:p>
@@ -22,7 +22,7 @@
     </w:p>
     <w:p>
       <w:r>
-        <w:t>Nedan beskrivs fynd av naturvårdsarter som gjorts i det avverkningsanmälda området.</w:t>
+        <w:t>Nedan beskrivs fynd av naturvårdsarter och fridlysta arter som gjorts i det avverkningsanmälda området. I BILAGA 1 finns artfakta om fridlysta arter.</w:t>
       </w:r>
     </w:p>
     <w:p>
@@ -35,7 +35,7 @@
     </w:p>
     <w:p>
       <w:r>
-        <w:t>I avverkningsanmälan har följande 1 naturvårdsarter hittats: garnlav (NT). Av dessa är 1 rödlistade. För rödlistade arter har rödlistekategorin angivits inom parentes.</w:t>
+        <w:t>I avverkningsanmälan har följande 3 naturvårdsarter hittats: garnlav (NT), tretåig hackspett (NT, §4) och dropptaggsvamp (S). Av dessa är 2 rödlistade. För rödlistade arter har rödlistekategorin angivits inom parentes. Arter som är signalarter enligt Skogsstyrelsen har markerats med (S). För fridlysta arter anges även paragrafen i Artskyddsförordningen som arten är fridlyst enligt.</w:t>
       </w:r>
     </w:p>
     <w:p>
@@ -50,7 +50,7 @@
       <w:r>
         <w:drawing>
           <wp:inline xmlns:a="http://schemas.openxmlformats.org/drawingml/2006/main" xmlns:pic="http://schemas.openxmlformats.org/drawingml/2006/picture">
-            <wp:extent cx="5486400" cy="4516967"/>
+            <wp:extent cx="5486400" cy="4402599"/>
             <wp:docPr id="1" name="Picture 1"/>
             <wp:cNvGraphicFramePr>
               <a:graphicFrameLocks noChangeAspect="1"/>
@@ -71,7 +71,7 @@
                   <pic:spPr>
                     <a:xfrm>
                       <a:off x="0" y="0"/>
-                      <a:ext cx="5486400" cy="4516967"/>
+                      <a:ext cx="5486400" cy="4402599"/>
                     </a:xfrm>
                     <a:prstGeom prst="rect"/>
                   </pic:spPr>
@@ -99,6 +99,225 @@
       </w:r>
       <w:r>
         <w:t xml:space="preserve"> är en utpräglad barrskogsart som ibland kan drapera träden i norrländska grannaturskogar med hög luftfuktighet. Den förekommer även i talldominerade bestånd där den, förutom i trädens grenverk, påträffas hängande över ojämnheter i tallbarken. Arten har minskat starkt i södra och mellersta Sverige och den minskar även i sitt nordliga utbredningsområde. Orsaken till tillbakagången beror främst på slutavverkningar av naturskogsartade skogar. Bestånd med riklig förekomst bör regelmässigt sparas. Garnlav är värdväxt för den mycket sällsynta och akut hotade fjärilen barrskogslavfly (CR) som hör hemma i boreala barrskogar med riklig förekomst av värdväxten. Tidigare kunde arten konstateras årligen på flera platser vid Dala-Floda i Dalarna innan lokalerna kalavverkades. Senaste fyndet i landet av barrskogslavfly är från år 2000 då den påträffades vid Högberget i Sollefteå kommun (SLU Artdatabanken, 2024).</w:t>
+      </w:r>
+    </w:p>
+    <w:p>
+      <w:pPr>
+        <w:pStyle w:val="Heading1"/>
+      </w:pPr>
+      <w:r>
+        <w:t>Fridlysta arter</w:t>
+      </w:r>
+    </w:p>
+    <w:p>
+      <w:r>
+        <w:t>Följande fridlysta arter har sina livsmiljöer och växtplatser i den avverkningsanmälda skogen: tretåig hackspett (NT, §4).</w:t>
+      </w:r>
+    </w:p>
+    <w:p>
+      <w:r>
+        <w:t xml:space="preserve">Observera att medlemsländerna är skyldiga att agera i enlighet med EU:s fågeldirektiv där det uttryckligen står att direktivet gäller för fåglar samt för deras ägg, bon och </w:t>
+      </w:r>
+      <w:r>
+        <w:rPr>
+          <w:b/>
+        </w:rPr>
+        <w:t xml:space="preserve">livsmiljöer </w:t>
+      </w:r>
+      <w:r>
+        <w:t>(artikel 1). Vidare att de åtgärder som vidtas inte får leda till en försämring av den nuvarande situationen beträffande bevarandet av de fågelarter som avses i artikel 1 (artikel 13). Fågeldirektivet är styrande för tillsynsansvariga myndigheters ärendehantering, ställningstaganden och beslutsfattande.</w:t>
+      </w:r>
+    </w:p>
+    <w:p>
+      <w:r>
+        <w:rPr>
+          <w:b/>
+        </w:rPr>
+        <w:t>Tretåig hackspett (NT, §4)</w:t>
+      </w:r>
+      <w:r>
+        <w:t xml:space="preserve"> är rödlistad som nära hotad och ingår i bilaga 1 i EU:s fågeldirektiv. Tretåig hackspett är för sin överlevnad beroende av kontinuerlig tillförsel av äldre döende och död ved, som sker genom naturliga självgallringsprocesser i äldre grannaturskogar och barrblandade naturskogar. Om en skog genom skogsbruk gallras eller glesas ur så upphör och uteblir i stort sett den naturliga självgallringsprocessen för mycket lång tid framöver vilket omöjliggör upprätthållandet av den kontinuerliga ekologiska funktionen i ett område. Det finns studier som visar att naturskogens självgallringsprocess som den tretåiga hackspetten är beroende av, inte kan ersättas med efterlämnad hänsyn i skogsbruket (Imbeau &amp; Desrochers, 2002). Storleken på häckningsreviret varierar med skogstypen, förekomsten av död ved och graden av fragmentering, men är i allmänhet i storleksordningen 25–100 hektar. Vintertid krävs ofta betydligt större områden och det finns studier som antyder att arten behöver minst 100 hektar äldre skog. I områden med låg bonitet kan det behövas över 200 hektar lämpligt habitat för att ett par ska kunna reproducera sig. Områden med dokumenterad permanent förekomst i naturskogsmiljöer har vanligen så stora naturvärden att skogsbruk är olämpligt (Skogsstyrelsen, 2016).</w:t>
+      </w:r>
+    </w:p>
+    <w:p>
+      <w:r>
+        <w:t>I BILAGA 1 finns mer detaljerad information om ekologi samt krav på livsmiljö hos fridlysta arter.</w:t>
+      </w:r>
+    </w:p>
+    <w:p>
+      <w:r>
+        <w:br w:type="page"/>
+      </w:r>
+    </w:p>
+    <w:p>
+      <w:pPr>
+        <w:pStyle w:val="Title"/>
+      </w:pPr>
+      <w:r>
+        <w:t>BILAGA 1 – Fridlysta arter</w:t>
+      </w:r>
+    </w:p>
+    <w:p>
+      <w:pPr>
+        <w:pStyle w:val="Heading1"/>
+      </w:pPr>
+      <w:r>
+        <w:t>Tretåig hackspett – ekologi samt krav på livsmiljön</w:t>
+      </w:r>
+    </w:p>
+    <w:p>
+      <w:r>
+        <w:t xml:space="preserve">Tretåig hackspett (NT) är fridlyst enligt §4 Artskyddsförordningen och finns med som prioriterad art i Skogsstyrelsen vägledning för skogsbruket (bilaga 4 till SVL). I vägledningen står bland annat att: </w:t>
+      </w:r>
+      <w:r>
+        <w:rPr>
+          <w:i/>
+        </w:rPr>
+        <w:t xml:space="preserve">“Tretåig hackspett har stora arealkrav och höga krav på sin livsmiljö. Omdaningen av naturskogar till kulturskogar medför en förlust av viktiga miljöer, något som förstärks av ökad fragmentering till följd av avverkningar.” </w:t>
+      </w:r>
+      <w:r>
+        <w:t xml:space="preserve">Vidare att: </w:t>
+      </w:r>
+      <w:r>
+        <w:rPr>
+          <w:i/>
+        </w:rPr>
+        <w:t>“Områden med dokumenterad permanent förekomst i naturskogsmiljöer har vanligen så stora naturvärden att skogsbruk är olämpligt”.</w:t>
+      </w:r>
+    </w:p>
+    <w:p>
+      <w:r>
+        <w:t>Tretåig hackspett är beroende av större sammanhängande naturskogar med kontinuerlig tillgång och nybildning av död ved och fragmentering av livsmiljöerna utgör ett stort hot mot arten (se exempelvis Stachura-Skierczynska et al., 2009; Wesolowski et al., 2005; Butler et al., 2004; Pakkala et al., 2002; Amcoff et al., 1996; Virkkala, 1991). Det finns studier som visar att naturskogens självgallringsprocess som den tretåiga hackspetten är beroende av, inte kan ersättas med efterlämnad hänsyn i skogsbruket (Imbeau &amp; Desrochers, 2002).</w:t>
+      </w:r>
+    </w:p>
+    <w:p>
+      <w:r>
+        <w:t>Permanenta revir av tretåig hackspett karaktäriseras ofta av artens typiska ringformigt ordnade hackmärken på framför allt gamla granar. För att säkerställa att inte revir av tretåig hackspett drabbas av avverkningsplanerna bör en inventering göras i området både under häckningstid och under vintern, då arten utnyttjar betydligt större områden än under sommarens häckningsrevir. Storleken på häckningsreviret varierar med skogstypen, förekomsten av död ved och graden av fragmentering, men är i allmänhet i storleksordningen 25–100 hektar.</w:t>
+      </w:r>
+    </w:p>
+    <w:p>
+      <w:r>
+        <w:t>Förutom fridlysning enligt §4 Artskyddsförordningen är tretåig hackspett även förtecknad i EU:s fågeldirektiv bilaga 1. Den ingår också i Natura 2000 och är förtecknad i Bernkonventionen bilaga II (strikt skyddade djurarter).</w:t>
+      </w:r>
+    </w:p>
+    <w:p>
+      <w:pPr>
+        <w:pStyle w:val="Heading2"/>
+      </w:pPr>
+      <w:r>
+        <w:t>Referenser – tretåig hackspett</w:t>
+      </w:r>
+    </w:p>
+    <w:p>
+      <w:r>
+        <w:t xml:space="preserve">Amcoff, M. &amp; Eriksson, P. 1996. </w:t>
+      </w:r>
+      <w:r>
+        <w:rPr>
+          <w:i/>
+        </w:rPr>
+        <w:t xml:space="preserve">Förekomst av tretåig hackspett Picoides tridactylus på bestånds- och landskapsnivå. </w:t>
+      </w:r>
+      <w:r>
+        <w:t>Ornis Svecica 6: 107–119</w:t>
+      </w:r>
+    </w:p>
+    <w:p>
+      <w:r>
+        <w:t xml:space="preserve">Butler, R., Angelstam, P., Ekelund, P. &amp; Schlaeffer, R. 2004. </w:t>
+      </w:r>
+      <w:r>
+        <w:rPr>
+          <w:i/>
+        </w:rPr>
+        <w:t xml:space="preserve">Dead wood threshold values for the three-toed woodpecker presence in boreal and sub-Alpine forest. </w:t>
+      </w:r>
+      <w:r>
+        <w:t>Biological conservation 119(3): 305–318</w:t>
+      </w:r>
+    </w:p>
+    <w:p>
+      <w:r>
+        <w:t xml:space="preserve">Imbeau, L. &amp; Desrochers, A. 2002. </w:t>
+      </w:r>
+      <w:r>
+        <w:rPr>
+          <w:i/>
+        </w:rPr>
+        <w:t xml:space="preserve">Foraging Ecology and Use of Drumming Trees by Three-Toed Woodpeckers. </w:t>
+      </w:r>
+      <w:r>
+        <w:t>The Journal of Wildlife Management. Vol. 66, No. 1 (Jan., 2002), pp. 222–231.</w:t>
+      </w:r>
+    </w:p>
+    <w:p>
+      <w:r>
+        <w:t xml:space="preserve">Pakkala, T., Hanski, I. &amp; Tomppo, E. 2002. </w:t>
+      </w:r>
+      <w:r>
+        <w:rPr>
+          <w:i/>
+        </w:rPr>
+        <w:t xml:space="preserve">Spatial ecology of the three-toed woodpecker in managed forest landscapes. </w:t>
+      </w:r>
+      <w:r>
+        <w:t>Silva Fennica 36(1): 279–288.</w:t>
+      </w:r>
+    </w:p>
+    <w:p>
+      <w:r>
+        <w:t xml:space="preserve">Skogsstyrelsen, 2016. </w:t>
+      </w:r>
+      <w:r>
+        <w:rPr>
+          <w:i/>
+        </w:rPr>
+        <w:t xml:space="preserve">Vägledning för hänsyn till fåglar – Tretåig hackspett. </w:t>
+      </w:r>
+      <w:r>
+        <w:t>www.skogsstyrelsen.se</w:t>
+      </w:r>
+    </w:p>
+    <w:p>
+      <w:r>
+        <w:t xml:space="preserve">Stachura-Skierczynska, K., Tumiel, T. &amp; Skierczynski, M. 2009. </w:t>
+      </w:r>
+      <w:r>
+        <w:rPr>
+          <w:i/>
+        </w:rPr>
+        <w:t xml:space="preserve">Habitat prediction model for three-toed woodpecker and its implications for the conservation of biologically valuable forests. </w:t>
+      </w:r>
+      <w:r>
+        <w:t>Forest Ecology and Management 258(5): 697–703.</w:t>
+      </w:r>
+    </w:p>
+    <w:p>
+      <w:r>
+        <w:t xml:space="preserve">Virkkala, R. 1991. </w:t>
+      </w:r>
+      <w:r>
+        <w:rPr>
+          <w:i/>
+        </w:rPr>
+        <w:t xml:space="preserve">Population trends of forest birds in a Finnish Lapland landscape of large habitat blocks – Consequences of stochastic environmental variation or regional habitat alteration. </w:t>
+      </w:r>
+      <w:r>
+        <w:t>Biological conservation 56(2): 223–240</w:t>
+      </w:r>
+    </w:p>
+    <w:p>
+      <w:r>
+        <w:t xml:space="preserve">Wesolowski, T., Czeszczewik, D. &amp; Rowinski, P. 2005. </w:t>
+      </w:r>
+      <w:r>
+        <w:rPr>
+          <w:i/>
+        </w:rPr>
+        <w:t xml:space="preserve">Effects of forest management on Three-toed Woodpecker Picoides tridactylus distribution in the Bialowieza Forest (NE Poland): conservation implications. </w:t>
+      </w:r>
+      <w:r>
+        <w:t>Acta Ornithologica 40(1): 53–60.</w:t>
       </w:r>
     </w:p>
     <w:sectPr>
@@ -229,7 +448,7 @@
     <w:r>
       <w:tab/>
       <w:tab/>
-      <w:t>2025-06-18</w:t>
+      <w:t>2025-06-19</w:t>
       <w:br/>
       <w:br/>
     </w:r>

--- a/tillsyn/A 22517-2025 tillsynsbegäran.docx
+++ b/tillsyn/A 22517-2025 tillsynsbegäran.docx
@@ -448,7 +448,7 @@
     <w:r>
       <w:tab/>
       <w:tab/>
-      <w:t>2025-06-19</w:t>
+      <w:t>2025-06-20</w:t>
       <w:br/>
       <w:br/>
     </w:r>

--- a/tillsyn/A 22517-2025 tillsynsbegäran.docx
+++ b/tillsyn/A 22517-2025 tillsynsbegäran.docx
@@ -448,7 +448,7 @@
     <w:r>
       <w:tab/>
       <w:tab/>
-      <w:t>2025-06-20</w:t>
+      <w:t>2025-06-21</w:t>
       <w:br/>
       <w:br/>
     </w:r>

--- a/tillsyn/A 22517-2025 tillsynsbegäran.docx
+++ b/tillsyn/A 22517-2025 tillsynsbegäran.docx
@@ -448,7 +448,7 @@
     <w:r>
       <w:tab/>
       <w:tab/>
-      <w:t>2025-06-21</w:t>
+      <w:t>2025-06-22</w:t>
       <w:br/>
       <w:br/>
     </w:r>

--- a/tillsyn/A 22517-2025 tillsynsbegäran.docx
+++ b/tillsyn/A 22517-2025 tillsynsbegäran.docx
@@ -35,7 +35,7 @@
     </w:p>
     <w:p>
       <w:r>
-        <w:t>I avverkningsanmälan har följande 3 naturvårdsarter hittats: garnlav (NT), tretåig hackspett (NT, §4) och dropptaggsvamp (S). Av dessa är 2 rödlistade. För rödlistade arter har rödlistekategorin angivits inom parentes. Arter som är signalarter enligt Skogsstyrelsen har markerats med (S). För fridlysta arter anges även paragrafen i Artskyddsförordningen som arten är fridlyst enligt.</w:t>
+        <w:t>I avverkningsanmälan har följande 5 naturvårdsarter hittats: garnlav (NT), kolflarnlav (NT), tretåig hackspett (NT, §4), vedskivlav (NT) och dropptaggsvamp (S). Av dessa är 4 rödlistade. För rödlistade arter har rödlistekategorin angivits inom parentes. Arter som är signalarter enligt Skogsstyrelsen har markerats med (S). För fridlysta arter anges även paragrafen i Artskyddsförordningen som arten är fridlyst enligt.</w:t>
       </w:r>
     </w:p>
     <w:p>
@@ -99,6 +99,28 @@
       </w:r>
       <w:r>
         <w:t xml:space="preserve"> är en utpräglad barrskogsart som ibland kan drapera träden i norrländska grannaturskogar med hög luftfuktighet. Den förekommer även i talldominerade bestånd där den, förutom i trädens grenverk, påträffas hängande över ojämnheter i tallbarken. Arten har minskat starkt i södra och mellersta Sverige och den minskar även i sitt nordliga utbredningsområde. Orsaken till tillbakagången beror främst på slutavverkningar av naturskogsartade skogar. Bestånd med riklig förekomst bör regelmässigt sparas. Garnlav är värdväxt för den mycket sällsynta och akut hotade fjärilen barrskogslavfly (CR) som hör hemma i boreala barrskogar med riklig förekomst av värdväxten. Tidigare kunde arten konstateras årligen på flera platser vid Dala-Floda i Dalarna innan lokalerna kalavverkades. Senaste fyndet i landet av barrskogslavfly är från år 2000 då den påträffades vid Högberget i Sollefteå kommun (SLU Artdatabanken, 2024).</w:t>
+      </w:r>
+    </w:p>
+    <w:p>
+      <w:r>
+        <w:rPr>
+          <w:b/>
+        </w:rPr>
+        <w:t>Kolflarnlav (NT)</w:t>
+      </w:r>
+      <w:r>
+        <w:t xml:space="preserve"> är brandberoende och växer nästan uteslutande på kolad hård kärnved av tall. Etableringen verkar ske först 100–300 år efter brand och nytt substrat nybildas i mycket begränsad omfattning. Avverkning av tallskog av naturskogskaraktär med spår av återkommande bränder är ett hot och mängden lämplig ved att växa på för arten minskar dels på grund av naturlig nedbrytning men framförallt på grund av att det förstörs i samband med slutavverkningar, gallringar och markberedning. Såväl kolflarnlav som mörk kolflarnlav har glänsande bålfjäll och förekommer främst i tall- och blandbarrskogar av naturskogskaraktär med spår av återkommande bränder. Skogar som dessa hyser höga biologiska värden och bör skyddas (SLU Artdatabanken, 2024).</w:t>
+      </w:r>
+    </w:p>
+    <w:p>
+      <w:r>
+        <w:rPr>
+          <w:b/>
+        </w:rPr>
+        <w:t>Vedskivlav (NT)</w:t>
+      </w:r>
+      <w:r>
+        <w:t xml:space="preserve"> växer på gammal, torr, exponerad, hård kärnved av framförallt tall i naturskogsartade bestånd. Avverkning av tallskog av naturskogskaraktär med spår av återkommande bränder är ett hot. Mängden lämplig ved att växa på för vedskivlav minskar, dels på grund av naturlig nedbrytning men framförallt på grund av att de förstörs i samband med slutavverkningar, gallringar och markberedning. Tall- och blandbarrskogar av naturskogskaraktär med spår av återkommande bränder bör skyddas (SLU Artdatabanken, 2024).</w:t>
       </w:r>
     </w:p>
     <w:p>
@@ -448,7 +470,7 @@
     <w:r>
       <w:tab/>
       <w:tab/>
-      <w:t>2025-06-22</w:t>
+      <w:t>2025-06-23</w:t>
       <w:br/>
       <w:br/>
     </w:r>

--- a/tillsyn/A 22517-2025 tillsynsbegäran.docx
+++ b/tillsyn/A 22517-2025 tillsynsbegäran.docx
@@ -470,7 +470,7 @@
     <w:r>
       <w:tab/>
       <w:tab/>
-      <w:t>2025-06-23</w:t>
+      <w:t>2025-06-24</w:t>
       <w:br/>
       <w:br/>
     </w:r>

--- a/tillsyn/A 22517-2025 tillsynsbegäran.docx
+++ b/tillsyn/A 22517-2025 tillsynsbegäran.docx
@@ -470,7 +470,7 @@
     <w:r>
       <w:tab/>
       <w:tab/>
-      <w:t>2025-06-24</w:t>
+      <w:t>2025-06-25</w:t>
       <w:br/>
       <w:br/>
     </w:r>

--- a/tillsyn/A 22517-2025 tillsynsbegäran.docx
+++ b/tillsyn/A 22517-2025 tillsynsbegäran.docx
@@ -470,7 +470,7 @@
     <w:r>
       <w:tab/>
       <w:tab/>
-      <w:t>2025-06-25</w:t>
+      <w:t>2025-06-26</w:t>
       <w:br/>
       <w:br/>
     </w:r>

--- a/tillsyn/A 22517-2025 tillsynsbegäran.docx
+++ b/tillsyn/A 22517-2025 tillsynsbegäran.docx
@@ -470,7 +470,7 @@
     <w:r>
       <w:tab/>
       <w:tab/>
-      <w:t>2025-06-26</w:t>
+      <w:t>2025-06-27</w:t>
       <w:br/>
       <w:br/>
     </w:r>

--- a/tillsyn/A 22517-2025 tillsynsbegäran.docx
+++ b/tillsyn/A 22517-2025 tillsynsbegäran.docx
@@ -470,7 +470,7 @@
     <w:r>
       <w:tab/>
       <w:tab/>
-      <w:t>2025-06-27</w:t>
+      <w:t>2025-06-28</w:t>
       <w:br/>
       <w:br/>
     </w:r>

--- a/tillsyn/A 22517-2025 tillsynsbegäran.docx
+++ b/tillsyn/A 22517-2025 tillsynsbegäran.docx
@@ -470,7 +470,7 @@
     <w:r>
       <w:tab/>
       <w:tab/>
-      <w:t>2025-06-28</w:t>
+      <w:t>2025-06-29</w:t>
       <w:br/>
       <w:br/>
     </w:r>

--- a/tillsyn/A 22517-2025 tillsynsbegäran.docx
+++ b/tillsyn/A 22517-2025 tillsynsbegäran.docx
@@ -470,7 +470,7 @@
     <w:r>
       <w:tab/>
       <w:tab/>
-      <w:t>2025-06-29</w:t>
+      <w:t>2025-06-30</w:t>
       <w:br/>
       <w:br/>
     </w:r>

--- a/tillsyn/A 22517-2025 tillsynsbegäran.docx
+++ b/tillsyn/A 22517-2025 tillsynsbegäran.docx
@@ -470,7 +470,7 @@
     <w:r>
       <w:tab/>
       <w:tab/>
-      <w:t>2025-06-30</w:t>
+      <w:t>2025-07-01</w:t>
       <w:br/>
       <w:br/>
     </w:r>

--- a/tillsyn/A 22517-2025 tillsynsbegäran.docx
+++ b/tillsyn/A 22517-2025 tillsynsbegäran.docx
@@ -470,7 +470,7 @@
     <w:r>
       <w:tab/>
       <w:tab/>
-      <w:t>2025-07-01</w:t>
+      <w:t>2025-07-02</w:t>
       <w:br/>
       <w:br/>
     </w:r>

--- a/tillsyn/A 22517-2025 tillsynsbegäran.docx
+++ b/tillsyn/A 22517-2025 tillsynsbegäran.docx
@@ -470,7 +470,7 @@
     <w:r>
       <w:tab/>
       <w:tab/>
-      <w:t>2025-07-02</w:t>
+      <w:t>2025-07-03</w:t>
       <w:br/>
       <w:br/>
     </w:r>

--- a/tillsyn/A 22517-2025 tillsynsbegäran.docx
+++ b/tillsyn/A 22517-2025 tillsynsbegäran.docx
@@ -470,7 +470,7 @@
     <w:r>
       <w:tab/>
       <w:tab/>
-      <w:t>2025-07-03</w:t>
+      <w:t>2025-07-04</w:t>
       <w:br/>
       <w:br/>
     </w:r>

--- a/tillsyn/A 22517-2025 tillsynsbegäran.docx
+++ b/tillsyn/A 22517-2025 tillsynsbegäran.docx
@@ -470,7 +470,7 @@
     <w:r>
       <w:tab/>
       <w:tab/>
-      <w:t>2025-07-04</w:t>
+      <w:t>2025-07-05</w:t>
       <w:br/>
       <w:br/>
     </w:r>

--- a/tillsyn/A 22517-2025 tillsynsbegäran.docx
+++ b/tillsyn/A 22517-2025 tillsynsbegäran.docx
@@ -470,7 +470,7 @@
     <w:r>
       <w:tab/>
       <w:tab/>
-      <w:t>2025-07-05</w:t>
+      <w:t>2025-07-06</w:t>
       <w:br/>
       <w:br/>
     </w:r>

--- a/tillsyn/A 22517-2025 tillsynsbegäran.docx
+++ b/tillsyn/A 22517-2025 tillsynsbegäran.docx
@@ -470,7 +470,7 @@
     <w:r>
       <w:tab/>
       <w:tab/>
-      <w:t>2025-07-06</w:t>
+      <w:t>2025-07-07</w:t>
       <w:br/>
       <w:br/>
     </w:r>

--- a/tillsyn/A 22517-2025 tillsynsbegäran.docx
+++ b/tillsyn/A 22517-2025 tillsynsbegäran.docx
@@ -470,7 +470,7 @@
     <w:r>
       <w:tab/>
       <w:tab/>
-      <w:t>2025-07-07</w:t>
+      <w:t>2025-07-08</w:t>
       <w:br/>
       <w:br/>
     </w:r>

--- a/tillsyn/A 22517-2025 tillsynsbegäran.docx
+++ b/tillsyn/A 22517-2025 tillsynsbegäran.docx
@@ -470,7 +470,7 @@
     <w:r>
       <w:tab/>
       <w:tab/>
-      <w:t>2025-07-08</w:t>
+      <w:t>2025-07-09</w:t>
       <w:br/>
       <w:br/>
     </w:r>

--- a/tillsyn/A 22517-2025 tillsynsbegäran.docx
+++ b/tillsyn/A 22517-2025 tillsynsbegäran.docx
@@ -470,7 +470,7 @@
     <w:r>
       <w:tab/>
       <w:tab/>
-      <w:t>2025-07-09</w:t>
+      <w:t>2025-07-11</w:t>
       <w:br/>
       <w:br/>
     </w:r>

--- a/tillsyn/A 22517-2025 tillsynsbegäran.docx
+++ b/tillsyn/A 22517-2025 tillsynsbegäran.docx
@@ -470,7 +470,7 @@
     <w:r>
       <w:tab/>
       <w:tab/>
-      <w:t>2025-07-11</w:t>
+      <w:t>2025-07-12</w:t>
       <w:br/>
       <w:br/>
     </w:r>

--- a/tillsyn/A 22517-2025 tillsynsbegäran.docx
+++ b/tillsyn/A 22517-2025 tillsynsbegäran.docx
@@ -470,7 +470,7 @@
     <w:r>
       <w:tab/>
       <w:tab/>
-      <w:t>2025-07-12</w:t>
+      <w:t>2025-07-13</w:t>
       <w:br/>
       <w:br/>
     </w:r>

--- a/tillsyn/A 22517-2025 tillsynsbegäran.docx
+++ b/tillsyn/A 22517-2025 tillsynsbegäran.docx
@@ -470,7 +470,7 @@
     <w:r>
       <w:tab/>
       <w:tab/>
-      <w:t>2025-07-13</w:t>
+      <w:t>2025-07-14</w:t>
       <w:br/>
       <w:br/>
     </w:r>

--- a/tillsyn/A 22517-2025 tillsynsbegäran.docx
+++ b/tillsyn/A 22517-2025 tillsynsbegäran.docx
@@ -470,7 +470,7 @@
     <w:r>
       <w:tab/>
       <w:tab/>
-      <w:t>2025-08-06</w:t>
+      <w:t>2025-08-09</w:t>
       <w:br/>
       <w:br/>
     </w:r>

--- a/tillsyn/A 22517-2025 tillsynsbegäran.docx
+++ b/tillsyn/A 22517-2025 tillsynsbegäran.docx
@@ -12,7 +12,7 @@
     </w:p>
     <w:p>
       <w:r>
-        <w:t>Detta dokument behandlar höga naturvärden i avverkningsanmälan A 22517-2025 i Sollefteå kommun. Denna avverkningsanmälan inkom 2025-05-09 och omfattar 3,7 ha.</w:t>
+        <w:t>Detta dokument behandlar höga naturvärden i avverkningsanmälan A 22517-2025 i Sollefteå kommun. Denna avverkningsanmälan inkom 2025-05-09 16:16:35 och omfattar 3,7 ha.</w:t>
       </w:r>
     </w:p>
     <w:p>
@@ -87,7 +87,7 @@
         <w:pStyle w:val="Caption"/>
       </w:pPr>
       <w:r>
-        <w:t>Figur 1. Fyndplatser för naturvårdsarter i det avverkningsanmälda området (röd linje). Markörer utan svart kant är placerade på fyndplatsen. Markörer med svart kant är placerade vid sidan av fyndplatsen och har ett svart streck som visar fyndplatsens exakta position. Kartans mittpunktskoordinat är N 7054629, E 599729 i SWEREF 99 TM.</w:t>
+        <w:t>Figur 1. Fyndplatser för naturvårdsarter i det avverkningsanmälda området (röd linje). Markörer utan svart kant är placerade på fyndplatsen. Markörer med svart kant är placerade vid sidan av fyndplatsen och har ett svart streck som visar fyndplatsens exakta position. Kartans mittpunktskoordinat är N 7054630, E 599729 i SWEREF 99 TM.</w:t>
       </w:r>
     </w:p>
     <w:p>

--- a/tillsyn/A 22517-2025 tillsynsbegäran.docx
+++ b/tillsyn/A 22517-2025 tillsynsbegäran.docx
@@ -470,7 +470,7 @@
     <w:r>
       <w:tab/>
       <w:tab/>
-      <w:t>2025-08-09</w:t>
+      <w:t>2025-08-10</w:t>
       <w:br/>
       <w:br/>
     </w:r>

--- a/tillsyn/A 22517-2025 tillsynsbegäran.docx
+++ b/tillsyn/A 22517-2025 tillsynsbegäran.docx
@@ -470,7 +470,7 @@
     <w:r>
       <w:tab/>
       <w:tab/>
-      <w:t>2025-08-10</w:t>
+      <w:t>2025-08-11</w:t>
       <w:br/>
       <w:br/>
     </w:r>

--- a/tillsyn/A 22517-2025 tillsynsbegäran.docx
+++ b/tillsyn/A 22517-2025 tillsynsbegäran.docx
@@ -470,7 +470,7 @@
     <w:r>
       <w:tab/>
       <w:tab/>
-      <w:t>2025-08-11</w:t>
+      <w:t>2025-08-12</w:t>
       <w:br/>
       <w:br/>
     </w:r>

--- a/tillsyn/A 22517-2025 tillsynsbegäran.docx
+++ b/tillsyn/A 22517-2025 tillsynsbegäran.docx
@@ -470,7 +470,7 @@
     <w:r>
       <w:tab/>
       <w:tab/>
-      <w:t>2025-08-12</w:t>
+      <w:t>2025-08-13</w:t>
       <w:br/>
       <w:br/>
     </w:r>

--- a/tillsyn/A 22517-2025 tillsynsbegäran.docx
+++ b/tillsyn/A 22517-2025 tillsynsbegäran.docx
@@ -470,7 +470,7 @@
     <w:r>
       <w:tab/>
       <w:tab/>
-      <w:t>2025-08-13</w:t>
+      <w:t>2025-08-14</w:t>
       <w:br/>
       <w:br/>
     </w:r>

--- a/tillsyn/A 22517-2025 tillsynsbegäran.docx
+++ b/tillsyn/A 22517-2025 tillsynsbegäran.docx
@@ -470,7 +470,7 @@
     <w:r>
       <w:tab/>
       <w:tab/>
-      <w:t>2025-08-14</w:t>
+      <w:t>2025-08-15</w:t>
       <w:br/>
       <w:br/>
     </w:r>

--- a/tillsyn/A 22517-2025 tillsynsbegäran.docx
+++ b/tillsyn/A 22517-2025 tillsynsbegäran.docx
@@ -470,7 +470,7 @@
     <w:r>
       <w:tab/>
       <w:tab/>
-      <w:t>2025-08-15</w:t>
+      <w:t>2025-08-16</w:t>
       <w:br/>
       <w:br/>
     </w:r>

--- a/tillsyn/A 22517-2025 tillsynsbegäran.docx
+++ b/tillsyn/A 22517-2025 tillsynsbegäran.docx
@@ -470,7 +470,7 @@
     <w:r>
       <w:tab/>
       <w:tab/>
-      <w:t>2025-08-16</w:t>
+      <w:t>2025-08-17</w:t>
       <w:br/>
       <w:br/>
     </w:r>

--- a/tillsyn/A 22517-2025 tillsynsbegäran.docx
+++ b/tillsyn/A 22517-2025 tillsynsbegäran.docx
@@ -470,7 +470,7 @@
     <w:r>
       <w:tab/>
       <w:tab/>
-      <w:t>2025-08-17</w:t>
+      <w:t>2025-08-18</w:t>
       <w:br/>
       <w:br/>
     </w:r>

--- a/tillsyn/A 22517-2025 tillsynsbegäran.docx
+++ b/tillsyn/A 22517-2025 tillsynsbegäran.docx
@@ -470,7 +470,7 @@
     <w:r>
       <w:tab/>
       <w:tab/>
-      <w:t>2025-08-18</w:t>
+      <w:t>2025-08-19</w:t>
       <w:br/>
       <w:br/>
     </w:r>

--- a/tillsyn/A 22517-2025 tillsynsbegäran.docx
+++ b/tillsyn/A 22517-2025 tillsynsbegäran.docx
@@ -470,7 +470,7 @@
     <w:r>
       <w:tab/>
       <w:tab/>
-      <w:t>2025-08-19</w:t>
+      <w:t>2025-08-20</w:t>
       <w:br/>
       <w:br/>
     </w:r>

--- a/tillsyn/A 22517-2025 tillsynsbegäran.docx
+++ b/tillsyn/A 22517-2025 tillsynsbegäran.docx
@@ -470,7 +470,7 @@
     <w:r>
       <w:tab/>
       <w:tab/>
-      <w:t>2025-08-20</w:t>
+      <w:t>2025-08-21</w:t>
       <w:br/>
       <w:br/>
     </w:r>

--- a/tillsyn/A 22517-2025 tillsynsbegäran.docx
+++ b/tillsyn/A 22517-2025 tillsynsbegäran.docx
@@ -470,7 +470,7 @@
     <w:r>
       <w:tab/>
       <w:tab/>
-      <w:t>2025-08-21</w:t>
+      <w:t>2025-08-22</w:t>
       <w:br/>
       <w:br/>
     </w:r>

--- a/tillsyn/A 22517-2025 tillsynsbegäran.docx
+++ b/tillsyn/A 22517-2025 tillsynsbegäran.docx
@@ -470,7 +470,7 @@
     <w:r>
       <w:tab/>
       <w:tab/>
-      <w:t>2025-08-22</w:t>
+      <w:t>2025-08-23</w:t>
       <w:br/>
       <w:br/>
     </w:r>

--- a/tillsyn/A 22517-2025 tillsynsbegäran.docx
+++ b/tillsyn/A 22517-2025 tillsynsbegäran.docx
@@ -470,7 +470,7 @@
     <w:r>
       <w:tab/>
       <w:tab/>
-      <w:t>2025-08-23</w:t>
+      <w:t>2025-08-24</w:t>
       <w:br/>
       <w:br/>
     </w:r>

--- a/tillsyn/A 22517-2025 tillsynsbegäran.docx
+++ b/tillsyn/A 22517-2025 tillsynsbegäran.docx
@@ -470,7 +470,7 @@
     <w:r>
       <w:tab/>
       <w:tab/>
-      <w:t>2025-08-24</w:t>
+      <w:t>2025-08-25</w:t>
       <w:br/>
       <w:br/>
     </w:r>

--- a/tillsyn/A 22517-2025 tillsynsbegäran.docx
+++ b/tillsyn/A 22517-2025 tillsynsbegäran.docx
@@ -470,7 +470,7 @@
     <w:r>
       <w:tab/>
       <w:tab/>
-      <w:t>2025-08-25</w:t>
+      <w:t>2025-08-26</w:t>
       <w:br/>
       <w:br/>
     </w:r>

--- a/tillsyn/A 22517-2025 tillsynsbegäran.docx
+++ b/tillsyn/A 22517-2025 tillsynsbegäran.docx
@@ -470,7 +470,7 @@
     <w:r>
       <w:tab/>
       <w:tab/>
-      <w:t>2025-08-26</w:t>
+      <w:t>2025-08-30</w:t>
       <w:br/>
       <w:br/>
     </w:r>

--- a/tillsyn/A 22517-2025 tillsynsbegäran.docx
+++ b/tillsyn/A 22517-2025 tillsynsbegäran.docx
@@ -470,7 +470,7 @@
     <w:r>
       <w:tab/>
       <w:tab/>
-      <w:t>2025-08-30</w:t>
+      <w:t>2025-08-31</w:t>
       <w:br/>
       <w:br/>
     </w:r>

--- a/tillsyn/A 22517-2025 tillsynsbegäran.docx
+++ b/tillsyn/A 22517-2025 tillsynsbegäran.docx
@@ -470,7 +470,7 @@
     <w:r>
       <w:tab/>
       <w:tab/>
-      <w:t>2025-08-31</w:t>
+      <w:t>2025-09-01</w:t>
       <w:br/>
       <w:br/>
     </w:r>

--- a/tillsyn/A 22517-2025 tillsynsbegäran.docx
+++ b/tillsyn/A 22517-2025 tillsynsbegäran.docx
@@ -470,7 +470,7 @@
     <w:r>
       <w:tab/>
       <w:tab/>
-      <w:t>2025-09-01</w:t>
+      <w:t>2025-09-04</w:t>
       <w:br/>
       <w:br/>
     </w:r>

--- a/tillsyn/A 22517-2025 tillsynsbegäran.docx
+++ b/tillsyn/A 22517-2025 tillsynsbegäran.docx
@@ -470,7 +470,7 @@
     <w:r>
       <w:tab/>
       <w:tab/>
-      <w:t>2025-09-04</w:t>
+      <w:t>2025-09-05</w:t>
       <w:br/>
       <w:br/>
     </w:r>

--- a/tillsyn/A 22517-2025 tillsynsbegäran.docx
+++ b/tillsyn/A 22517-2025 tillsynsbegäran.docx
@@ -470,7 +470,7 @@
     <w:r>
       <w:tab/>
       <w:tab/>
-      <w:t>2025-09-05</w:t>
+      <w:t>2025-09-07</w:t>
       <w:br/>
       <w:br/>
     </w:r>

--- a/tillsyn/A 22517-2025 tillsynsbegäran.docx
+++ b/tillsyn/A 22517-2025 tillsynsbegäran.docx
@@ -470,7 +470,7 @@
     <w:r>
       <w:tab/>
       <w:tab/>
-      <w:t>2025-09-07</w:t>
+      <w:t>2025-09-08</w:t>
       <w:br/>
       <w:br/>
     </w:r>

--- a/tillsyn/A 22517-2025 tillsynsbegäran.docx
+++ b/tillsyn/A 22517-2025 tillsynsbegäran.docx
@@ -470,7 +470,7 @@
     <w:r>
       <w:tab/>
       <w:tab/>
-      <w:t>2025-09-08</w:t>
+      <w:t>2025-09-10</w:t>
       <w:br/>
       <w:br/>
     </w:r>

--- a/tillsyn/A 22517-2025 tillsynsbegäran.docx
+++ b/tillsyn/A 22517-2025 tillsynsbegäran.docx
@@ -470,7 +470,7 @@
     <w:r>
       <w:tab/>
       <w:tab/>
-      <w:t>2025-09-10</w:t>
+      <w:t>2025-09-11</w:t>
       <w:br/>
       <w:br/>
     </w:r>

--- a/tillsyn/A 22517-2025 tillsynsbegäran.docx
+++ b/tillsyn/A 22517-2025 tillsynsbegäran.docx
@@ -470,7 +470,7 @@
     <w:r>
       <w:tab/>
       <w:tab/>
-      <w:t>2025-09-11</w:t>
+      <w:t>2025-09-12</w:t>
       <w:br/>
       <w:br/>
     </w:r>

--- a/tillsyn/A 22517-2025 tillsynsbegäran.docx
+++ b/tillsyn/A 22517-2025 tillsynsbegäran.docx
@@ -470,7 +470,7 @@
     <w:r>
       <w:tab/>
       <w:tab/>
-      <w:t>2025-09-12</w:t>
+      <w:t>2025-09-13</w:t>
       <w:br/>
       <w:br/>
     </w:r>

--- a/tillsyn/A 22517-2025 tillsynsbegäran.docx
+++ b/tillsyn/A 22517-2025 tillsynsbegäran.docx
@@ -470,7 +470,7 @@
     <w:r>
       <w:tab/>
       <w:tab/>
-      <w:t>2025-09-13</w:t>
+      <w:t>2025-09-14</w:t>
       <w:br/>
       <w:br/>
     </w:r>

--- a/tillsyn/A 22517-2025 tillsynsbegäran.docx
+++ b/tillsyn/A 22517-2025 tillsynsbegäran.docx
@@ -470,7 +470,7 @@
     <w:r>
       <w:tab/>
       <w:tab/>
-      <w:t>2025-09-14</w:t>
+      <w:t>2025-09-15</w:t>
       <w:br/>
       <w:br/>
     </w:r>

--- a/tillsyn/A 22517-2025 tillsynsbegäran.docx
+++ b/tillsyn/A 22517-2025 tillsynsbegäran.docx
@@ -470,7 +470,7 @@
     <w:r>
       <w:tab/>
       <w:tab/>
-      <w:t>2025-09-15</w:t>
+      <w:t>2025-09-16</w:t>
       <w:br/>
       <w:br/>
     </w:r>

--- a/tillsyn/A 22517-2025 tillsynsbegäran.docx
+++ b/tillsyn/A 22517-2025 tillsynsbegäran.docx
@@ -470,7 +470,7 @@
     <w:r>
       <w:tab/>
       <w:tab/>
-      <w:t>2025-09-16</w:t>
+      <w:t>2025-09-17</w:t>
       <w:br/>
       <w:br/>
     </w:r>

--- a/tillsyn/A 22517-2025 tillsynsbegäran.docx
+++ b/tillsyn/A 22517-2025 tillsynsbegäran.docx
@@ -470,7 +470,7 @@
     <w:r>
       <w:tab/>
       <w:tab/>
-      <w:t>2025-09-17</w:t>
+      <w:t>2025-09-18</w:t>
       <w:br/>
       <w:br/>
     </w:r>

--- a/tillsyn/A 22517-2025 tillsynsbegäran.docx
+++ b/tillsyn/A 22517-2025 tillsynsbegäran.docx
@@ -470,7 +470,7 @@
     <w:r>
       <w:tab/>
       <w:tab/>
-      <w:t>2025-09-18</w:t>
+      <w:t>2025-09-22</w:t>
       <w:br/>
       <w:br/>
     </w:r>

--- a/tillsyn/A 22517-2025 tillsynsbegäran.docx
+++ b/tillsyn/A 22517-2025 tillsynsbegäran.docx
@@ -470,7 +470,7 @@
     <w:r>
       <w:tab/>
       <w:tab/>
-      <w:t>2025-09-22</w:t>
+      <w:t>2025-09-23</w:t>
       <w:br/>
       <w:br/>
     </w:r>

--- a/tillsyn/A 22517-2025 tillsynsbegäran.docx
+++ b/tillsyn/A 22517-2025 tillsynsbegäran.docx
@@ -470,7 +470,7 @@
     <w:r>
       <w:tab/>
       <w:tab/>
-      <w:t>2025-09-23</w:t>
+      <w:t>2025-09-24</w:t>
       <w:br/>
       <w:br/>
     </w:r>

--- a/tillsyn/A 22517-2025 tillsynsbegäran.docx
+++ b/tillsyn/A 22517-2025 tillsynsbegäran.docx
@@ -470,7 +470,7 @@
     <w:r>
       <w:tab/>
       <w:tab/>
-      <w:t>2025-09-24</w:t>
+      <w:t>2025-09-25</w:t>
       <w:br/>
       <w:br/>
     </w:r>

--- a/tillsyn/A 22517-2025 tillsynsbegäran.docx
+++ b/tillsyn/A 22517-2025 tillsynsbegäran.docx
@@ -470,7 +470,7 @@
     <w:r>
       <w:tab/>
       <w:tab/>
-      <w:t>2025-09-25</w:t>
+      <w:t>2025-09-26</w:t>
       <w:br/>
       <w:br/>
     </w:r>

--- a/tillsyn/A 22517-2025 tillsynsbegäran.docx
+++ b/tillsyn/A 22517-2025 tillsynsbegäran.docx
@@ -470,7 +470,7 @@
     <w:r>
       <w:tab/>
       <w:tab/>
-      <w:t>2025-09-26</w:t>
+      <w:t>2025-09-27</w:t>
       <w:br/>
       <w:br/>
     </w:r>

--- a/tillsyn/A 22517-2025 tillsynsbegäran.docx
+++ b/tillsyn/A 22517-2025 tillsynsbegäran.docx
@@ -470,7 +470,7 @@
     <w:r>
       <w:tab/>
       <w:tab/>
-      <w:t>2025-09-27</w:t>
+      <w:t>2025-09-28</w:t>
       <w:br/>
       <w:br/>
     </w:r>

--- a/tillsyn/A 22517-2025 tillsynsbegäran.docx
+++ b/tillsyn/A 22517-2025 tillsynsbegäran.docx
@@ -470,7 +470,7 @@
     <w:r>
       <w:tab/>
       <w:tab/>
-      <w:t>2025-09-28</w:t>
+      <w:t>2025-09-29</w:t>
       <w:br/>
       <w:br/>
     </w:r>

--- a/tillsyn/A 22517-2025 tillsynsbegäran.docx
+++ b/tillsyn/A 22517-2025 tillsynsbegäran.docx
@@ -470,7 +470,7 @@
     <w:r>
       <w:tab/>
       <w:tab/>
-      <w:t>2025-09-29</w:t>
+      <w:t>2025-09-30</w:t>
       <w:br/>
       <w:br/>
     </w:r>

--- a/tillsyn/A 22517-2025 tillsynsbegäran.docx
+++ b/tillsyn/A 22517-2025 tillsynsbegäran.docx
@@ -470,7 +470,7 @@
     <w:r>
       <w:tab/>
       <w:tab/>
-      <w:t>2025-09-30</w:t>
+      <w:t>2025-10-01</w:t>
       <w:br/>
       <w:br/>
     </w:r>

--- a/tillsyn/A 22517-2025 tillsynsbegäran.docx
+++ b/tillsyn/A 22517-2025 tillsynsbegäran.docx
@@ -470,7 +470,7 @@
     <w:r>
       <w:tab/>
       <w:tab/>
-      <w:t>2025-10-01</w:t>
+      <w:t>2025-10-02</w:t>
       <w:br/>
       <w:br/>
     </w:r>

--- a/tillsyn/A 22517-2025 tillsynsbegäran.docx
+++ b/tillsyn/A 22517-2025 tillsynsbegäran.docx
@@ -470,7 +470,7 @@
     <w:r>
       <w:tab/>
       <w:tab/>
-      <w:t>2025-10-02</w:t>
+      <w:t>2025-10-03</w:t>
       <w:br/>
       <w:br/>
     </w:r>

--- a/tillsyn/A 22517-2025 tillsynsbegäran.docx
+++ b/tillsyn/A 22517-2025 tillsynsbegäran.docx
@@ -470,7 +470,7 @@
     <w:r>
       <w:tab/>
       <w:tab/>
-      <w:t>2025-10-03</w:t>
+      <w:t>2025-10-04</w:t>
       <w:br/>
       <w:br/>
     </w:r>

--- a/tillsyn/A 22517-2025 tillsynsbegäran.docx
+++ b/tillsyn/A 22517-2025 tillsynsbegäran.docx
@@ -470,7 +470,7 @@
     <w:r>
       <w:tab/>
       <w:tab/>
-      <w:t>2025-10-04</w:t>
+      <w:t>2025-10-05</w:t>
       <w:br/>
       <w:br/>
     </w:r>

--- a/tillsyn/A 22517-2025 tillsynsbegäran.docx
+++ b/tillsyn/A 22517-2025 tillsynsbegäran.docx
@@ -470,7 +470,7 @@
     <w:r>
       <w:tab/>
       <w:tab/>
-      <w:t>2025-10-05</w:t>
+      <w:t>2025-10-06</w:t>
       <w:br/>
       <w:br/>
     </w:r>

--- a/tillsyn/A 22517-2025 tillsynsbegäran.docx
+++ b/tillsyn/A 22517-2025 tillsynsbegäran.docx
@@ -470,7 +470,7 @@
     <w:r>
       <w:tab/>
       <w:tab/>
-      <w:t>2025-10-06</w:t>
+      <w:t>2025-10-07</w:t>
       <w:br/>
       <w:br/>
     </w:r>

--- a/tillsyn/A 22517-2025 tillsynsbegäran.docx
+++ b/tillsyn/A 22517-2025 tillsynsbegäran.docx
@@ -470,7 +470,7 @@
     <w:r>
       <w:tab/>
       <w:tab/>
-      <w:t>2025-10-07</w:t>
+      <w:t>2025-10-08</w:t>
       <w:br/>
       <w:br/>
     </w:r>

--- a/tillsyn/A 22517-2025 tillsynsbegäran.docx
+++ b/tillsyn/A 22517-2025 tillsynsbegäran.docx
@@ -470,7 +470,7 @@
     <w:r>
       <w:tab/>
       <w:tab/>
-      <w:t>2025-10-08</w:t>
+      <w:t>2025-10-09</w:t>
       <w:br/>
       <w:br/>
     </w:r>

--- a/tillsyn/A 22517-2025 tillsynsbegäran.docx
+++ b/tillsyn/A 22517-2025 tillsynsbegäran.docx
@@ -470,7 +470,7 @@
     <w:r>
       <w:tab/>
       <w:tab/>
-      <w:t>2025-10-09</w:t>
+      <w:t>2025-10-10</w:t>
       <w:br/>
       <w:br/>
     </w:r>

--- a/tillsyn/A 22517-2025 tillsynsbegäran.docx
+++ b/tillsyn/A 22517-2025 tillsynsbegäran.docx
@@ -470,7 +470,7 @@
     <w:r>
       <w:tab/>
       <w:tab/>
-      <w:t>2025-10-10</w:t>
+      <w:t>2025-10-11</w:t>
       <w:br/>
       <w:br/>
     </w:r>

--- a/tillsyn/A 22517-2025 tillsynsbegäran.docx
+++ b/tillsyn/A 22517-2025 tillsynsbegäran.docx
@@ -470,7 +470,7 @@
     <w:r>
       <w:tab/>
       <w:tab/>
-      <w:t>2025-10-16</w:t>
+      <w:t>2025-10-17</w:t>
       <w:br/>
       <w:br/>
     </w:r>

--- a/tillsyn/A 22517-2025 tillsynsbegäran.docx
+++ b/tillsyn/A 22517-2025 tillsynsbegäran.docx
@@ -470,7 +470,7 @@
     <w:r>
       <w:tab/>
       <w:tab/>
-      <w:t>2025-10-17</w:t>
+      <w:t>2025-10-18</w:t>
       <w:br/>
       <w:br/>
     </w:r>

--- a/tillsyn/A 22517-2025 tillsynsbegäran.docx
+++ b/tillsyn/A 22517-2025 tillsynsbegäran.docx
@@ -470,7 +470,7 @@
     <w:r>
       <w:tab/>
       <w:tab/>
-      <w:t>2025-10-18</w:t>
+      <w:t>2025-10-19</w:t>
       <w:br/>
       <w:br/>
     </w:r>

--- a/tillsyn/A 22517-2025 tillsynsbegäran.docx
+++ b/tillsyn/A 22517-2025 tillsynsbegäran.docx
@@ -470,7 +470,7 @@
     <w:r>
       <w:tab/>
       <w:tab/>
-      <w:t>2025-10-19</w:t>
+      <w:t>2025-10-20</w:t>
       <w:br/>
       <w:br/>
     </w:r>

--- a/tillsyn/A 22517-2025 tillsynsbegäran.docx
+++ b/tillsyn/A 22517-2025 tillsynsbegäran.docx
@@ -470,7 +470,7 @@
     <w:r>
       <w:tab/>
       <w:tab/>
-      <w:t>2025-10-20</w:t>
+      <w:t>2025-10-21</w:t>
       <w:br/>
       <w:br/>
     </w:r>

--- a/tillsyn/A 22517-2025 tillsynsbegäran.docx
+++ b/tillsyn/A 22517-2025 tillsynsbegäran.docx
@@ -470,7 +470,7 @@
     <w:r>
       <w:tab/>
       <w:tab/>
-      <w:t>2025-10-21</w:t>
+      <w:t>2025-10-22</w:t>
       <w:br/>
       <w:br/>
     </w:r>

--- a/tillsyn/A 22517-2025 tillsynsbegäran.docx
+++ b/tillsyn/A 22517-2025 tillsynsbegäran.docx
@@ -470,7 +470,7 @@
     <w:r>
       <w:tab/>
       <w:tab/>
-      <w:t>2025-10-22</w:t>
+      <w:t>2025-10-23</w:t>
       <w:br/>
       <w:br/>
     </w:r>

--- a/tillsyn/A 22517-2025 tillsynsbegäran.docx
+++ b/tillsyn/A 22517-2025 tillsynsbegäran.docx
@@ -470,7 +470,7 @@
     <w:r>
       <w:tab/>
       <w:tab/>
-      <w:t>2025-10-23</w:t>
+      <w:t>2025-10-24</w:t>
       <w:br/>
       <w:br/>
     </w:r>
